--- a/docs/Wireframes_RegisterAndRoleManagement.docx
+++ b/docs/Wireframes_RegisterAndRoleManagement.docx
@@ -99,7 +99,7 @@
           <w:sz w:val="22"/>
           <w:shd w:fill="auto" w:val="clear"/>
         </w:rPr>
-        <w:t xml:space="preserve"> Aisha Umar</w:t>
+        <w:t xml:space="preserve"> Ayesha Umar</w:t>
       </w:r>
     </w:p>
     <w:p>
@@ -311,7 +311,6 @@
                       <w:color w:val="auto"/>
                       <w:spacing w:val="0"/>
                       <w:position w:val="0"/>
-                      <w:shd w:fill="auto" w:val="clear"/>
                     </w:rPr>
                   </w:pPr>
                   <w:r>
@@ -390,7 +389,6 @@
                       <w:color w:val="auto"/>
                       <w:spacing w:val="0"/>
                       <w:position w:val="0"/>
-                      <w:shd w:fill="auto" w:val="clear"/>
                     </w:rPr>
                   </w:pPr>
                   <w:r>
@@ -469,7 +467,6 @@
                       <w:color w:val="auto"/>
                       <w:spacing w:val="0"/>
                       <w:position w:val="0"/>
-                      <w:shd w:fill="auto" w:val="clear"/>
                     </w:rPr>
                   </w:pPr>
                   <w:r>
@@ -548,7 +545,6 @@
                       <w:color w:val="auto"/>
                       <w:spacing w:val="0"/>
                       <w:position w:val="0"/>
-                      <w:shd w:fill="auto" w:val="clear"/>
                     </w:rPr>
                   </w:pPr>
                   <w:r>
@@ -627,7 +623,6 @@
                       <w:color w:val="auto"/>
                       <w:spacing w:val="0"/>
                       <w:position w:val="0"/>
-                      <w:shd w:fill="auto" w:val="clear"/>
                     </w:rPr>
                   </w:pPr>
                   <w:r>
@@ -680,7 +675,6 @@
               <w:rPr>
                 <w:spacing w:val="0"/>
                 <w:position w:val="0"/>
-                <w:shd w:fill="auto" w:val="clear"/>
               </w:rPr>
             </w:pPr>
             <w:r>
@@ -956,7 +950,6 @@
                       <w:color w:val="auto"/>
                       <w:spacing w:val="0"/>
                       <w:position w:val="0"/>
-                      <w:shd w:fill="auto" w:val="clear"/>
                     </w:rPr>
                   </w:pPr>
                   <w:r>
@@ -998,7 +991,6 @@
                       <w:color w:val="auto"/>
                       <w:spacing w:val="0"/>
                       <w:position w:val="0"/>
-                      <w:shd w:fill="auto" w:val="clear"/>
                     </w:rPr>
                   </w:pPr>
                   <w:r>
@@ -1040,7 +1032,6 @@
                       <w:color w:val="auto"/>
                       <w:spacing w:val="0"/>
                       <w:position w:val="0"/>
-                      <w:shd w:fill="auto" w:val="clear"/>
                     </w:rPr>
                   </w:pPr>
                   <w:r>
@@ -1082,7 +1073,6 @@
                       <w:color w:val="auto"/>
                       <w:spacing w:val="0"/>
                       <w:position w:val="0"/>
-                      <w:shd w:fill="auto" w:val="clear"/>
                     </w:rPr>
                   </w:pPr>
                   <w:r>
@@ -1130,7 +1120,6 @@
                       <w:color w:val="auto"/>
                       <w:spacing w:val="0"/>
                       <w:position w:val="0"/>
-                      <w:shd w:fill="auto" w:val="clear"/>
                     </w:rPr>
                   </w:pPr>
                   <w:r>
@@ -1170,7 +1159,6 @@
                     <w:rPr>
                       <w:spacing w:val="0"/>
                       <w:position w:val="0"/>
-                      <w:shd w:fill="auto" w:val="clear"/>
                     </w:rPr>
                   </w:pPr>
                   <w:r>
@@ -1211,7 +1199,6 @@
                       <w:color w:val="auto"/>
                       <w:spacing w:val="0"/>
                       <w:position w:val="0"/>
-                      <w:shd w:fill="auto" w:val="clear"/>
                     </w:rPr>
                   </w:pPr>
                   <w:r>
@@ -1252,7 +1239,6 @@
                       <w:color w:val="auto"/>
                       <w:spacing w:val="0"/>
                       <w:position w:val="0"/>
-                      <w:shd w:fill="auto" w:val="clear"/>
                     </w:rPr>
                   </w:pPr>
                   <w:r>
@@ -1299,7 +1285,6 @@
                       <w:color w:val="auto"/>
                       <w:spacing w:val="0"/>
                       <w:position w:val="0"/>
-                      <w:shd w:fill="auto" w:val="clear"/>
                     </w:rPr>
                   </w:pPr>
                   <w:r>
@@ -1339,7 +1324,6 @@
                     <w:rPr>
                       <w:spacing w:val="0"/>
                       <w:position w:val="0"/>
-                      <w:shd w:fill="auto" w:val="clear"/>
                     </w:rPr>
                   </w:pPr>
                   <w:r>
@@ -1380,7 +1364,6 @@
                       <w:color w:val="auto"/>
                       <w:spacing w:val="0"/>
                       <w:position w:val="0"/>
-                      <w:shd w:fill="auto" w:val="clear"/>
                     </w:rPr>
                   </w:pPr>
                   <w:r>
@@ -1421,7 +1404,6 @@
                       <w:color w:val="auto"/>
                       <w:spacing w:val="0"/>
                       <w:position w:val="0"/>
-                      <w:shd w:fill="auto" w:val="clear"/>
                     </w:rPr>
                   </w:pPr>
                   <w:r>
@@ -1468,7 +1450,6 @@
                       <w:color w:val="auto"/>
                       <w:spacing w:val="0"/>
                       <w:position w:val="0"/>
-                      <w:shd w:fill="auto" w:val="clear"/>
                     </w:rPr>
                   </w:pPr>
                   <w:r>
@@ -1508,7 +1489,6 @@
                     <w:rPr>
                       <w:spacing w:val="0"/>
                       <w:position w:val="0"/>
-                      <w:shd w:fill="auto" w:val="clear"/>
                     </w:rPr>
                   </w:pPr>
                   <w:r>
@@ -1549,7 +1529,6 @@
                       <w:color w:val="auto"/>
                       <w:spacing w:val="0"/>
                       <w:position w:val="0"/>
-                      <w:shd w:fill="auto" w:val="clear"/>
                     </w:rPr>
                   </w:pPr>
                   <w:r>
@@ -1590,7 +1569,6 @@
                       <w:color w:val="auto"/>
                       <w:spacing w:val="0"/>
                       <w:position w:val="0"/>
-                      <w:shd w:fill="auto" w:val="clear"/>
                     </w:rPr>
                   </w:pPr>
                   <w:r>
@@ -1616,7 +1594,6 @@
               <w:rPr>
                 <w:spacing w:val="0"/>
                 <w:position w:val="0"/>
-                <w:shd w:fill="auto" w:val="clear"/>
               </w:rPr>
             </w:pPr>
           </w:p>
@@ -1729,7 +1706,29 @@
           <w:sz w:val="20"/>
           <w:shd w:fill="auto" w:val="clear"/>
         </w:rPr>
-        <w:t xml:space="preserve"> (actions) menu allows an Admin to change a user’s role or deactivate the account.</w:t>
+        <w:t xml:space="preserve"> (actions) menu allows an Admin to change a user</w:t>
+      </w:r>
+      <w:r>
+        <w:rPr>
+          <w:rFonts w:ascii="Cambria Math" w:hAnsi="Cambria Math" w:cs="Cambria Math" w:eastAsia="Cambria Math"/>
+          <w:color w:val="auto"/>
+          <w:spacing w:val="0"/>
+          <w:position w:val="0"/>
+          <w:sz w:val="20"/>
+          <w:shd w:fill="auto" w:val="clear"/>
+        </w:rPr>
+        <w:t xml:space="preserve">’</w:t>
+      </w:r>
+      <w:r>
+        <w:rPr>
+          <w:rFonts w:ascii="Arial" w:hAnsi="Arial" w:cs="Arial" w:eastAsia="Arial"/>
+          <w:color w:val="auto"/>
+          <w:spacing w:val="0"/>
+          <w:position w:val="0"/>
+          <w:sz w:val="20"/>
+          <w:shd w:fill="auto" w:val="clear"/>
+        </w:rPr>
+        <w:t xml:space="preserve">s role or deactivate the account.</w:t>
       </w:r>
     </w:p>
   </w:body>
